--- a/docs/guides/Threat_Prevention_MCP_Agent_Guide.docx
+++ b/docs/guides/Threat_Prevention_MCP_Agent_Guide.docx
@@ -7,12 +7,60 @@
         <w:pStyle w:val="Heading1"/>
       </w:pPr>
       <w:r>
-        <w:t>Threat Prevention MCP Agent Guide</w:t>
+        <w:t>Threat Prevention Agents (MCP Gateway and Direct)</w:t>
       </w:r>
     </w:p>
     <w:p>
       <w:r>
-        <w:t>This guide details the **Threat Prevention MCP Agent** workflow, designed to manage and query Check Point Threat Prevention policies using AI and the Model Context Protocol (MCP).</w:t>
+        <w:t>The Threat Prevention agents read your Threat Prevention policy on the Management Server: layers, rules,</w:t>
+      </w:r>
+    </w:p>
+    <w:p>
+      <w:r>
+        <w:t>exceptions, profiles, IPS protections, indicators, and IOC feeds. They also check whether a CVE is</w:t>
+      </w:r>
+    </w:p>
+    <w:p>
+      <w:r>
+        <w:t>covered by an IPS protection.</w:t>
+      </w:r>
+    </w:p>
+    <w:p>
+      <w:r>
+        <w:t xml:space="preserve">Two agents ship in n8n, Flowise, and Langflow: </w:t>
+      </w:r>
+      <w:r>
+        <w:rPr>
+          <w:b/>
+        </w:rPr>
+        <w:t>Threat Prevention Agent (MCP Gateway)</w:t>
+      </w:r>
+      <w:r>
+        <w:t xml:space="preserve"> and </w:t>
+      </w:r>
+      <w:r>
+        <w:rPr>
+          <w:b/>
+        </w:rPr>
+        <w:t>Threat Prevention Agent (Direct)</w:t>
+      </w:r>
+      <w:r>
+        <w:t>. They have the same 25 tools and the same prompt. Only the path of the tool calls differs.</w:t>
+      </w:r>
+    </w:p>
+    <w:p>
+      <w:r>
+        <w:t>Every tool of these agents only reads. The agents never create, change, or install anything. When you ask</w:t>
+      </w:r>
+    </w:p>
+    <w:p>
+      <w:r>
+        <w:t>for a change, they draft the profile, exception, or indicator change for an administrator to apply in</w:t>
+      </w:r>
+    </w:p>
+    <w:p>
+      <w:r>
+        <w:t>SmartConsole.</w:t>
       </w:r>
     </w:p>
     <w:p>
@@ -20,12 +68,210 @@
         <w:pStyle w:val="Heading2"/>
       </w:pPr>
       <w:r>
-        <w:t>Overview</w:t>
+        <w:t>At a glance</w:t>
       </w:r>
     </w:p>
     <w:p>
       <w:r>
-        <w:t>The **Threat Prevention MCP Agent** allows users to interact with their Threat Prevention settings. Users can ask about active protections, performance impacts, and policy configurations.</w:t>
+        <w:t>|  | MCP Gateway agent | Direct agent |</w:t>
+      </w:r>
+    </w:p>
+    <w:p>
+      <w:r>
+        <w:t>| Agent name | Threat Prevention Agent (MCP Gateway) | Threat Prevention Agent (Direct) |</w:t>
+      </w:r>
+    </w:p>
+    <w:p>
+      <w:r>
+        <w:t xml:space="preserve">| Endpoint | </w:t>
+      </w:r>
+      <w:r>
+        <w:rPr>
+          <w:rFonts w:ascii="Courier New" w:hAnsi="Courier New"/>
+        </w:rPr>
+        <w:t>http://mcp-gateway:8080/mcp</w:t>
+      </w:r>
+      <w:r>
+        <w:t xml:space="preserve">, Bearer token </w:t>
+      </w:r>
+      <w:r>
+        <w:rPr>
+          <w:rFonts w:ascii="Courier New" w:hAnsi="Courier New"/>
+        </w:rPr>
+        <w:t>MCP_GATEWAY_TOKEN</w:t>
+      </w:r>
+      <w:r>
+        <w:t xml:space="preserve"> | </w:t>
+      </w:r>
+      <w:r>
+        <w:rPr>
+          <w:rFonts w:ascii="Courier New" w:hAnsi="Courier New"/>
+        </w:rPr>
+        <w:t>http://threat-prevention-mcp:3005</w:t>
+      </w:r>
+      <w:r>
+        <w:t xml:space="preserve">, no token (internal </w:t>
+      </w:r>
+      <w:r>
+        <w:rPr>
+          <w:rFonts w:ascii="Courier New" w:hAnsi="Courier New"/>
+        </w:rPr>
+        <w:t>lab</w:t>
+      </w:r>
+      <w:r>
+        <w:t xml:space="preserve"> network only) |</w:t>
+      </w:r>
+    </w:p>
+    <w:p>
+      <w:r>
+        <w:t>| Tools | 25 of the gateway's 190, selected | All 25 of the server |</w:t>
+      </w:r>
+    </w:p>
+    <w:p>
+      <w:r>
+        <w:t xml:space="preserve">| n8n MCP Client Tool node | </w:t>
+      </w:r>
+      <w:r>
+        <w:rPr>
+          <w:rFonts w:ascii="Courier New" w:hAnsi="Courier New"/>
+        </w:rPr>
+        <w:t>MCP Gateway</w:t>
+      </w:r>
+      <w:r>
+        <w:t xml:space="preserve"> | </w:t>
+      </w:r>
+      <w:r>
+        <w:rPr>
+          <w:rFonts w:ascii="Courier New" w:hAnsi="Courier New"/>
+        </w:rPr>
+        <w:t>Threat Prevention MCP</w:t>
+      </w:r>
+      <w:r>
+        <w:t xml:space="preserve"> |</w:t>
+      </w:r>
+    </w:p>
+    <w:p>
+      <w:r>
+        <w:t xml:space="preserve">| Tool names the model sees in n8n | </w:t>
+      </w:r>
+      <w:r>
+        <w:rPr>
+          <w:rFonts w:ascii="Courier New" w:hAnsi="Courier New"/>
+        </w:rPr>
+        <w:t>MCP_Gateway_threat-prevention__init</w:t>
+      </w:r>
+      <w:r>
+        <w:t xml:space="preserve"> | </w:t>
+      </w:r>
+      <w:r>
+        <w:rPr>
+          <w:rFonts w:ascii="Courier New" w:hAnsi="Courier New"/>
+        </w:rPr>
+        <w:t>Threat_Prevention_MCP_threat-prevention__init</w:t>
+      </w:r>
+      <w:r>
+        <w:t xml:space="preserve"> |</w:t>
+      </w:r>
+    </w:p>
+    <w:p>
+      <w:r>
+        <w:t xml:space="preserve">| n8n workflow file | </w:t>
+      </w:r>
+      <w:r>
+        <w:rPr>
+          <w:rFonts w:ascii="Courier New" w:hAnsi="Courier New"/>
+        </w:rPr>
+        <w:t>n8n/backup/workflows/threat-prevention-via-gateway.json</w:t>
+      </w:r>
+      <w:r>
+        <w:t xml:space="preserve"> | </w:t>
+      </w:r>
+      <w:r>
+        <w:rPr>
+          <w:rFonts w:ascii="Courier New" w:hAnsi="Courier New"/>
+        </w:rPr>
+        <w:t>n8n/backup/workflows/threat-prevention-mcp-agent.json</w:t>
+      </w:r>
+      <w:r>
+        <w:t xml:space="preserve"> |</w:t>
+      </w:r>
+    </w:p>
+    <w:p>
+      <w:r>
+        <w:t xml:space="preserve">| Flowise file | </w:t>
+      </w:r>
+      <w:r>
+        <w:rPr>
+          <w:rFonts w:ascii="Courier New" w:hAnsi="Courier New"/>
+        </w:rPr>
+        <w:t>integrations/flowise/threat-prevention.flowdata.json</w:t>
+      </w:r>
+      <w:r>
+        <w:t xml:space="preserve"> | </w:t>
+      </w:r>
+      <w:r>
+        <w:rPr>
+          <w:rFonts w:ascii="Courier New" w:hAnsi="Courier New"/>
+        </w:rPr>
+        <w:t>integrations/flowise/direct-threat-prevention.flowdata.json</w:t>
+      </w:r>
+      <w:r>
+        <w:t xml:space="preserve"> |</w:t>
+      </w:r>
+    </w:p>
+    <w:p>
+      <w:r>
+        <w:t xml:space="preserve">| Langflow file | </w:t>
+      </w:r>
+      <w:r>
+        <w:rPr>
+          <w:rFonts w:ascii="Courier New" w:hAnsi="Courier New"/>
+        </w:rPr>
+        <w:t>integrations/langflow/threat-prevention.flow.json</w:t>
+      </w:r>
+      <w:r>
+        <w:t xml:space="preserve"> | </w:t>
+      </w:r>
+      <w:r>
+        <w:rPr>
+          <w:rFonts w:ascii="Courier New" w:hAnsi="Courier New"/>
+        </w:rPr>
+        <w:t>integrations/langflow/direct-threat-prevention.flow.json</w:t>
+      </w:r>
+      <w:r>
+        <w:t xml:space="preserve"> |</w:t>
+      </w:r>
+    </w:p>
+    <w:p>
+      <w:r>
+        <w:t xml:space="preserve">The MCP server runs as the Compose service </w:t>
+      </w:r>
+      <w:r>
+        <w:rPr>
+          <w:rFonts w:ascii="Courier New" w:hAnsi="Courier New"/>
+        </w:rPr>
+        <w:t>threat-prevention-mcp</w:t>
+      </w:r>
+      <w:r>
+        <w:t xml:space="preserve"> (catalog key </w:t>
+      </w:r>
+      <w:r>
+        <w:rPr>
+          <w:rFonts w:ascii="Courier New" w:hAnsi="Courier New"/>
+        </w:rPr>
+        <w:t>threat-prevention</w:t>
+      </w:r>
+      <w:r>
+        <w:t xml:space="preserve"> in </w:t>
+      </w:r>
+      <w:r>
+        <w:rPr>
+          <w:rFonts w:ascii="Courier New" w:hAnsi="Courier New"/>
+        </w:rPr>
+        <w:t>mcp-gateway/catalog.yaml</w:t>
+      </w:r>
+      <w:r>
+        <w:t>).</w:t>
       </w:r>
     </w:p>
     <w:p>
@@ -33,7 +279,7 @@
         <w:pStyle w:val="Heading2"/>
       </w:pPr>
       <w:r>
-        <w:t>Prerequisites</w:t>
+        <w:t>Tools (25)</w:t>
       </w:r>
     </w:p>
     <w:p>
@@ -41,7 +287,19 @@
         <w:pStyle w:val="ListBullet"/>
       </w:pPr>
       <w:r>
-        <w:t xml:space="preserve">  **n8n URL**: `http://&lt;host_ip&gt;:5678`</w:t>
+        <w:rPr>
+          <w:b/>
+        </w:rPr>
+        <w:t>Session:</w:t>
+      </w:r>
+      <w:r>
+        <w:t xml:space="preserve"> </w:t>
+      </w:r>
+      <w:r>
+        <w:rPr>
+          <w:rFonts w:ascii="Courier New" w:hAnsi="Courier New"/>
+        </w:rPr>
+        <w:t>threat-prevention__init</w:t>
       </w:r>
     </w:p>
     <w:p>
@@ -49,7 +307,73 @@
         <w:pStyle w:val="ListBullet"/>
       </w:pPr>
       <w:r>
-        <w:t xml:space="preserve">  **Credentials**:</w:t>
+        <w:rPr>
+          <w:b/>
+        </w:rPr>
+        <w:t>Policy:</w:t>
+      </w:r>
+      <w:r>
+        <w:t xml:space="preserve"> </w:t>
+      </w:r>
+      <w:r>
+        <w:rPr>
+          <w:rFonts w:ascii="Courier New" w:hAnsi="Courier New"/>
+        </w:rPr>
+        <w:t>show_threat_layers</w:t>
+      </w:r>
+      <w:r>
+        <w:t xml:space="preserve">, </w:t>
+      </w:r>
+      <w:r>
+        <w:rPr>
+          <w:rFonts w:ascii="Courier New" w:hAnsi="Courier New"/>
+        </w:rPr>
+        <w:t>show_threat_layer</w:t>
+      </w:r>
+      <w:r>
+        <w:t xml:space="preserve">, </w:t>
+      </w:r>
+      <w:r>
+        <w:rPr>
+          <w:rFonts w:ascii="Courier New" w:hAnsi="Courier New"/>
+        </w:rPr>
+        <w:t>show_threat_rulebase</w:t>
+      </w:r>
+      <w:r>
+        <w:t xml:space="preserve">, </w:t>
+      </w:r>
+      <w:r>
+        <w:rPr>
+          <w:rFonts w:ascii="Courier New" w:hAnsi="Courier New"/>
+        </w:rPr>
+        <w:t>show_threat_rule</w:t>
+      </w:r>
+      <w:r>
+        <w:t xml:space="preserve">, </w:t>
+      </w:r>
+      <w:r>
+        <w:rPr>
+          <w:rFonts w:ascii="Courier New" w:hAnsi="Courier New"/>
+        </w:rPr>
+        <w:t>show_threat_rule_exception_rulebase</w:t>
+      </w:r>
+      <w:r>
+        <w:t xml:space="preserve">, </w:t>
+      </w:r>
+      <w:r>
+        <w:rPr>
+          <w:rFonts w:ascii="Courier New" w:hAnsi="Courier New"/>
+        </w:rPr>
+        <w:t>show_exception_groups</w:t>
+      </w:r>
+      <w:r>
+        <w:t xml:space="preserve">, </w:t>
+      </w:r>
+      <w:r>
+        <w:rPr>
+          <w:rFonts w:ascii="Courier New" w:hAnsi="Courier New"/>
+        </w:rPr>
+        <w:t>show_exception_group</w:t>
       </w:r>
     </w:p>
     <w:p>
@@ -57,7 +381,37 @@
         <w:pStyle w:val="ListBullet"/>
       </w:pPr>
       <w:r>
-        <w:t xml:space="preserve">  **Postgres**: For chat memory.</w:t>
+        <w:rPr>
+          <w:b/>
+        </w:rPr>
+        <w:t>Profiles and settings:</w:t>
+      </w:r>
+      <w:r>
+        <w:t xml:space="preserve"> </w:t>
+      </w:r>
+      <w:r>
+        <w:rPr>
+          <w:rFonts w:ascii="Courier New" w:hAnsi="Courier New"/>
+        </w:rPr>
+        <w:t>show_threat_profiles</w:t>
+      </w:r>
+      <w:r>
+        <w:t xml:space="preserve">, </w:t>
+      </w:r>
+      <w:r>
+        <w:rPr>
+          <w:rFonts w:ascii="Courier New" w:hAnsi="Courier New"/>
+        </w:rPr>
+        <w:t>show_threat_profile</w:t>
+      </w:r>
+      <w:r>
+        <w:t xml:space="preserve">, </w:t>
+      </w:r>
+      <w:r>
+        <w:rPr>
+          <w:rFonts w:ascii="Courier New" w:hAnsi="Courier New"/>
+        </w:rPr>
+        <w:t>show_threat_advanced_settings</w:t>
       </w:r>
     </w:p>
     <w:p>
@@ -65,7 +419,73 @@
         <w:pStyle w:val="ListBullet"/>
       </w:pPr>
       <w:r>
-        <w:t xml:space="preserve">  **OpenAI / Azure OpenAI / Ollama**: For the LLM.</w:t>
+        <w:rPr>
+          <w:b/>
+        </w:rPr>
+        <w:t>IPS protections:</w:t>
+      </w:r>
+      <w:r>
+        <w:t xml:space="preserve"> </w:t>
+      </w:r>
+      <w:r>
+        <w:rPr>
+          <w:rFonts w:ascii="Courier New" w:hAnsi="Courier New"/>
+        </w:rPr>
+        <w:t>show_threat_protections</w:t>
+      </w:r>
+      <w:r>
+        <w:t xml:space="preserve">, </w:t>
+      </w:r>
+      <w:r>
+        <w:rPr>
+          <w:rFonts w:ascii="Courier New" w:hAnsi="Courier New"/>
+        </w:rPr>
+        <w:t>show_threat_protection</w:t>
+      </w:r>
+      <w:r>
+        <w:t xml:space="preserve">, </w:t>
+      </w:r>
+      <w:r>
+        <w:rPr>
+          <w:rFonts w:ascii="Courier New" w:hAnsi="Courier New"/>
+        </w:rPr>
+        <w:t>show_ips_protection_extended_attributes</w:t>
+      </w:r>
+      <w:r>
+        <w:t xml:space="preserve">, </w:t>
+      </w:r>
+      <w:r>
+        <w:rPr>
+          <w:rFonts w:ascii="Courier New" w:hAnsi="Courier New"/>
+        </w:rPr>
+        <w:t>show_ips_protection_extended_attribute</w:t>
+      </w:r>
+      <w:r>
+        <w:t xml:space="preserve">, </w:t>
+      </w:r>
+      <w:r>
+        <w:rPr>
+          <w:rFonts w:ascii="Courier New" w:hAnsi="Courier New"/>
+        </w:rPr>
+        <w:t>show_ips_status</w:t>
+      </w:r>
+      <w:r>
+        <w:t xml:space="preserve">, </w:t>
+      </w:r>
+      <w:r>
+        <w:rPr>
+          <w:rFonts w:ascii="Courier New" w:hAnsi="Courier New"/>
+        </w:rPr>
+        <w:t>show_ips_update_schedule</w:t>
+      </w:r>
+      <w:r>
+        <w:t xml:space="preserve">, </w:t>
+      </w:r>
+      <w:r>
+        <w:rPr>
+          <w:rFonts w:ascii="Courier New" w:hAnsi="Courier New"/>
+        </w:rPr>
+        <w:t>check_cve_protection</w:t>
       </w:r>
     </w:p>
     <w:p>
@@ -73,7 +493,84 @@
         <w:pStyle w:val="ListBullet"/>
       </w:pPr>
       <w:r>
-        <w:t xml:space="preserve">  **MCP Client**: HTTP connection to the Threat Prevention MCP server.</w:t>
+        <w:rPr>
+          <w:b/>
+        </w:rPr>
+        <w:t>Indicators and IOC feeds:</w:t>
+      </w:r>
+      <w:r>
+        <w:t xml:space="preserve"> </w:t>
+      </w:r>
+      <w:r>
+        <w:rPr>
+          <w:rFonts w:ascii="Courier New" w:hAnsi="Courier New"/>
+        </w:rPr>
+        <w:t>show_threat_indicators</w:t>
+      </w:r>
+      <w:r>
+        <w:t xml:space="preserve">, </w:t>
+      </w:r>
+      <w:r>
+        <w:rPr>
+          <w:rFonts w:ascii="Courier New" w:hAnsi="Courier New"/>
+        </w:rPr>
+        <w:t>show_threat_indicator</w:t>
+      </w:r>
+      <w:r>
+        <w:t xml:space="preserve">, </w:t>
+      </w:r>
+      <w:r>
+        <w:rPr>
+          <w:rFonts w:ascii="Courier New" w:hAnsi="Courier New"/>
+        </w:rPr>
+        <w:t>show_threat_ioc_feeds</w:t>
+      </w:r>
+      <w:r>
+        <w:t xml:space="preserve">, </w:t>
+      </w:r>
+      <w:r>
+        <w:rPr>
+          <w:rFonts w:ascii="Courier New" w:hAnsi="Courier New"/>
+        </w:rPr>
+        <w:t>show_threat_ioc_feed</w:t>
+      </w:r>
+    </w:p>
+    <w:p>
+      <w:pPr>
+        <w:pStyle w:val="ListBullet"/>
+      </w:pPr>
+      <w:r>
+        <w:rPr>
+          <w:b/>
+        </w:rPr>
+        <w:t>Context:</w:t>
+      </w:r>
+      <w:r>
+        <w:t xml:space="preserve"> </w:t>
+      </w:r>
+      <w:r>
+        <w:rPr>
+          <w:rFonts w:ascii="Courier New" w:hAnsi="Courier New"/>
+        </w:rPr>
+        <w:t>threat-prevention__show_gateways_and_servers</w:t>
+      </w:r>
+      <w:r>
+        <w:t xml:space="preserve">, </w:t>
+      </w:r>
+      <w:r>
+        <w:rPr>
+          <w:rFonts w:ascii="Courier New" w:hAnsi="Courier New"/>
+        </w:rPr>
+        <w:t>threat-prevention__show_objects</w:t>
+      </w:r>
+      <w:r>
+        <w:t xml:space="preserve">, </w:t>
+      </w:r>
+      <w:r>
+        <w:rPr>
+          <w:rFonts w:ascii="Courier New" w:hAnsi="Courier New"/>
+        </w:rPr>
+        <w:t>threat-prevention__show_object</w:t>
       </w:r>
     </w:p>
     <w:p>
@@ -81,7 +578,410 @@
         <w:pStyle w:val="Heading2"/>
       </w:pPr>
       <w:r>
-        <w:t>Step-by-Step Guide</w:t>
+        <w:t>Prerequisites</w:t>
+      </w:r>
+    </w:p>
+    <w:p>
+      <w:pPr>
+        <w:pStyle w:val="ListNumber"/>
+      </w:pPr>
+      <w:r>
+        <w:rPr>
+          <w:b/>
+        </w:rPr>
+        <w:t>The lab is running.</w:t>
+      </w:r>
+      <w:r>
+        <w:t xml:space="preserve"> </w:t>
+      </w:r>
+      <w:r>
+        <w:rPr>
+          <w:rFonts w:ascii="Courier New" w:hAnsi="Courier New"/>
+        </w:rPr>
+        <w:t>./scripts/doctor.sh --post-start</w:t>
+      </w:r>
+      <w:r>
+        <w:t xml:space="preserve"> reports </w:t>
+      </w:r>
+      <w:r>
+        <w:rPr>
+          <w:rFonts w:ascii="Courier New" w:hAnsi="Courier New"/>
+        </w:rPr>
+        <w:t>no blockers</w:t>
+      </w:r>
+      <w:r>
+        <w:t xml:space="preserve"> (with 1Password references in </w:t>
+      </w:r>
+      <w:r>
+        <w:rPr>
+          <w:rFonts w:ascii="Courier New" w:hAnsi="Courier New"/>
+        </w:rPr>
+        <w:t>.env</w:t>
+      </w:r>
+      <w:r>
+        <w:t xml:space="preserve">: </w:t>
+      </w:r>
+      <w:r>
+        <w:rPr>
+          <w:rFonts w:ascii="Courier New" w:hAnsi="Courier New"/>
+        </w:rPr>
+        <w:t>op run --env-file=.env -- ./scripts/doctor.sh --post-start</w:t>
+      </w:r>
+      <w:r>
+        <w:t>)</w:t>
+      </w:r>
+    </w:p>
+    <w:p>
+      <w:pPr>
+        <w:pStyle w:val="ListNumber"/>
+      </w:pPr>
+      <w:r>
+        <w:rPr>
+          <w:b/>
+        </w:rPr>
+        <w:t>A model for `lab-chat`.</w:t>
+      </w:r>
+      <w:r>
+        <w:t xml:space="preserve"> One model provider key in </w:t>
+      </w:r>
+      <w:r>
+        <w:rPr>
+          <w:rFonts w:ascii="Courier New" w:hAnsi="Courier New"/>
+        </w:rPr>
+        <w:t>.env</w:t>
+      </w:r>
+      <w:r>
+        <w:t xml:space="preserve">, or the local Ollama model (slow on a CPU). Every agent calls </w:t>
+      </w:r>
+      <w:r>
+        <w:rPr>
+          <w:rFonts w:ascii="Courier New" w:hAnsi="Courier New"/>
+        </w:rPr>
+        <w:t>lab-chat</w:t>
+      </w:r>
+      <w:r>
+        <w:t xml:space="preserve"> through LiteLLM; builders never hold provider keys</w:t>
+      </w:r>
+    </w:p>
+    <w:p>
+      <w:pPr>
+        <w:pStyle w:val="ListNumber"/>
+      </w:pPr>
+      <w:r>
+        <w:rPr>
+          <w:b/>
+        </w:rPr>
+        <w:t>The Threat Prevention settings in `.env`</w:t>
+      </w:r>
+      <w:r>
+        <w:t xml:space="preserve"> (table below). </w:t>
+      </w:r>
+      <w:r>
+        <w:rPr>
+          <w:rFonts w:ascii="Courier New" w:hAnsi="Courier New"/>
+        </w:rPr>
+        <w:t>./setup.sh</w:t>
+      </w:r>
+      <w:r>
+        <w:t xml:space="preserve"> asks for them, or edit </w:t>
+      </w:r>
+      <w:r>
+        <w:rPr>
+          <w:rFonts w:ascii="Courier New" w:hAnsi="Courier New"/>
+        </w:rPr>
+        <w:t>.env</w:t>
+      </w:r>
+      <w:r>
+        <w:t xml:space="preserve"> (with </w:t>
+      </w:r>
+      <w:r>
+        <w:rPr>
+          <w:rFonts w:ascii="Courier New" w:hAnsi="Courier New"/>
+        </w:rPr>
+        <w:t>./setup.sh --1password</w:t>
+      </w:r>
+      <w:r>
+        <w:t xml:space="preserve">, </w:t>
+      </w:r>
+      <w:r>
+        <w:rPr>
+          <w:rFonts w:ascii="Courier New" w:hAnsi="Courier New"/>
+        </w:rPr>
+        <w:t>.env</w:t>
+      </w:r>
+      <w:r>
+        <w:t xml:space="preserve"> holds </w:t>
+      </w:r>
+      <w:r>
+        <w:rPr>
+          <w:rFonts w:ascii="Courier New" w:hAnsi="Courier New"/>
+        </w:rPr>
+        <w:t>op://</w:t>
+      </w:r>
+      <w:r>
+        <w:t xml:space="preserve"> references instead of values). Then run </w:t>
+      </w:r>
+      <w:r>
+        <w:rPr>
+          <w:rFonts w:ascii="Courier New" w:hAnsi="Courier New"/>
+        </w:rPr>
+        <w:t>docker compose up -d</w:t>
+      </w:r>
+      <w:r>
+        <w:t xml:space="preserve">: it recreates the servers whose settings changed. With 1Password references in </w:t>
+      </w:r>
+      <w:r>
+        <w:rPr>
+          <w:rFonts w:ascii="Courier New" w:hAnsi="Courier New"/>
+        </w:rPr>
+        <w:t>.env</w:t>
+      </w:r>
+      <w:r>
+        <w:t xml:space="preserve">, start every </w:t>
+      </w:r>
+      <w:r>
+        <w:rPr>
+          <w:rFonts w:ascii="Courier New" w:hAnsi="Courier New"/>
+        </w:rPr>
+        <w:t>docker compose</w:t>
+      </w:r>
+      <w:r>
+        <w:t xml:space="preserve"> command in this guide with </w:t>
+      </w:r>
+      <w:r>
+        <w:rPr>
+          <w:rFonts w:ascii="Courier New" w:hAnsi="Courier New"/>
+        </w:rPr>
+        <w:t>op run --env-file=.env --</w:t>
+      </w:r>
+      <w:r>
+        <w:t xml:space="preserve"> (</w:t>
+      </w:r>
+      <w:r>
+        <w:t>Secrets and 1Password</w:t>
+      </w:r>
+      <w:r>
+        <w:t xml:space="preserve"> (../REFERENCE.md#secrets-and-1password)</w:t>
+      </w:r>
+      <w:r>
+        <w:t>)</w:t>
+      </w:r>
+    </w:p>
+    <w:p>
+      <w:pPr>
+        <w:pStyle w:val="ListNumber"/>
+      </w:pPr>
+      <w:r>
+        <w:rPr>
+          <w:b/>
+        </w:rPr>
+        <w:t>Sign-in.</w:t>
+      </w:r>
+      <w:r>
+        <w:t xml:space="preserve"> The lab admin for n8n, Flowise, and Langflow: </w:t>
+      </w:r>
+      <w:r>
+        <w:rPr>
+          <w:rFonts w:ascii="Courier New" w:hAnsi="Courier New"/>
+        </w:rPr>
+        <w:t>N8N_ADMIN_EMAIL</w:t>
+      </w:r>
+      <w:r>
+        <w:t xml:space="preserve"> (default </w:t>
+      </w:r>
+      <w:r>
+        <w:rPr>
+          <w:rFonts w:ascii="Courier New" w:hAnsi="Courier New"/>
+        </w:rPr>
+        <w:t>admin@lab.local</w:t>
+      </w:r>
+      <w:r>
+        <w:t xml:space="preserve">) and </w:t>
+      </w:r>
+      <w:r>
+        <w:rPr>
+          <w:rFonts w:ascii="Courier New" w:hAnsi="Courier New"/>
+        </w:rPr>
+        <w:t>N8N_ADMIN_PASSWORD</w:t>
+      </w:r>
+    </w:p>
+    <w:p>
+      <w:r>
+        <w:t>| Setting | Value |</w:t>
+      </w:r>
+    </w:p>
+    <w:p>
+      <w:r>
+        <w:t xml:space="preserve">| </w:t>
+      </w:r>
+      <w:r>
+        <w:rPr>
+          <w:rFonts w:ascii="Courier New" w:hAnsi="Courier New"/>
+        </w:rPr>
+        <w:t>MANAGEMENT_HOST</w:t>
+      </w:r>
+      <w:r>
+        <w:t xml:space="preserve"> | Host name or IP address of the Security Management Server or Multi-Domain Server, without </w:t>
+      </w:r>
+      <w:r>
+        <w:rPr>
+          <w:rFonts w:ascii="Courier New" w:hAnsi="Courier New"/>
+        </w:rPr>
+        <w:t>https://</w:t>
+      </w:r>
+      <w:r>
+        <w:t>. It must be reachable from the Docker host. |</w:t>
+      </w:r>
+    </w:p>
+    <w:p>
+      <w:r>
+        <w:t xml:space="preserve">| </w:t>
+      </w:r>
+      <w:r>
+        <w:rPr>
+          <w:rFonts w:ascii="Courier New" w:hAnsi="Courier New"/>
+        </w:rPr>
+        <w:t>S1C_URL</w:t>
+      </w:r>
+      <w:r>
+        <w:t xml:space="preserve"> | Instead of </w:t>
+      </w:r>
+      <w:r>
+        <w:rPr>
+          <w:rFonts w:ascii="Courier New" w:hAnsi="Courier New"/>
+        </w:rPr>
+        <w:t>MANAGEMENT_HOST</w:t>
+      </w:r>
+      <w:r>
+        <w:t xml:space="preserve">, for Smart-1 Cloud: the Web API URL of your tenant, without </w:t>
+      </w:r>
+      <w:r>
+        <w:rPr>
+          <w:rFonts w:ascii="Courier New" w:hAnsi="Courier New"/>
+        </w:rPr>
+        <w:t>/login</w:t>
+      </w:r>
+      <w:r>
+        <w:t xml:space="preserve"> (Smart-1 Cloud portal: </w:t>
+      </w:r>
+      <w:r>
+        <w:rPr>
+          <w:b/>
+        </w:rPr>
+        <w:t>Settings &gt; API &amp; SmartConsole</w:t>
+      </w:r>
+      <w:r>
+        <w:t>). |</w:t>
+      </w:r>
+    </w:p>
+    <w:p>
+      <w:r>
+        <w:t xml:space="preserve">| </w:t>
+      </w:r>
+      <w:r>
+        <w:rPr>
+          <w:rFonts w:ascii="Courier New" w:hAnsi="Courier New"/>
+        </w:rPr>
+        <w:t>MANAGEMENT_API_KEY</w:t>
+      </w:r>
+      <w:r>
+        <w:t xml:space="preserve"> | API key of a management administrator. On-premises: SmartConsole, </w:t>
+      </w:r>
+      <w:r>
+        <w:rPr>
+          <w:b/>
+        </w:rPr>
+        <w:t>Manage &amp; Settings &gt; Permissions &amp; Administrators &gt; Administrators</w:t>
+      </w:r>
+      <w:r>
+        <w:t xml:space="preserve">, Authentication Method </w:t>
+      </w:r>
+      <w:r>
+        <w:rPr>
+          <w:b/>
+        </w:rPr>
+        <w:t>API Key</w:t>
+      </w:r>
+      <w:r>
+        <w:t>. Smart-1 Cloud accepts an API key only. |</w:t>
+      </w:r>
+    </w:p>
+    <w:p>
+      <w:r>
+        <w:t xml:space="preserve">| </w:t>
+      </w:r>
+      <w:r>
+        <w:rPr>
+          <w:rFonts w:ascii="Courier New" w:hAnsi="Courier New"/>
+        </w:rPr>
+        <w:t>MANAGEMENT_USERNAME</w:t>
+      </w:r>
+      <w:r>
+        <w:t xml:space="preserve">, </w:t>
+      </w:r>
+      <w:r>
+        <w:rPr>
+          <w:rFonts w:ascii="Courier New" w:hAnsi="Courier New"/>
+        </w:rPr>
+        <w:t>MANAGEMENT_PASSWORD</w:t>
+      </w:r>
+      <w:r>
+        <w:t xml:space="preserve"> | Optional, on-premises only: a user name and password instead of the API key. Set both or neither. |</w:t>
+      </w:r>
+    </w:p>
+    <w:p>
+      <w:r>
+        <w:t xml:space="preserve">| </w:t>
+      </w:r>
+      <w:r>
+        <w:rPr>
+          <w:rFonts w:ascii="Courier New" w:hAnsi="Courier New"/>
+        </w:rPr>
+        <w:t>MANAGEMENT_PORT</w:t>
+      </w:r>
+      <w:r>
+        <w:t xml:space="preserve"> | Optional. Management API port of an on-premises server. Default </w:t>
+      </w:r>
+      <w:r>
+        <w:rPr>
+          <w:rFonts w:ascii="Courier New" w:hAnsi="Courier New"/>
+        </w:rPr>
+        <w:t>443</w:t>
+      </w:r>
+      <w:r>
+        <w:t>. |</w:t>
+      </w:r>
+    </w:p>
+    <w:p>
+      <w:r>
+        <w:t xml:space="preserve">| </w:t>
+      </w:r>
+      <w:r>
+        <w:rPr>
+          <w:rFonts w:ascii="Courier New" w:hAnsi="Courier New"/>
+        </w:rPr>
+        <w:t>MANAGEMENT_CA_CERT</w:t>
+      </w:r>
+      <w:r>
+        <w:t xml:space="preserve">, </w:t>
+      </w:r>
+      <w:r>
+        <w:rPr>
+          <w:rFonts w:ascii="Courier New" w:hAnsi="Courier New"/>
+        </w:rPr>
+        <w:t>MANAGEMENT_TLS_SERVERNAME</w:t>
+      </w:r>
+      <w:r>
+        <w:t xml:space="preserve"> | Optional. For a self-signed certificate, see </w:t>
+      </w:r>
+      <w:r>
+        <w:rPr>
+          <w:b/>
+        </w:rPr>
+        <w:t>Certificates</w:t>
+      </w:r>
+      <w:r>
+        <w:t xml:space="preserve"> below. |</w:t>
       </w:r>
     </w:p>
     <w:p>
@@ -89,7 +989,12 @@
         <w:pStyle w:val="Heading3"/>
       </w:pPr>
       <w:r>
-        <w:t>1. Open the Workflow</w:t>
+        <w:t>Certificates</w:t>
+      </w:r>
+    </w:p>
+    <w:p>
+      <w:r>
+        <w:t>The MCP servers always verify the Management Server's TLS certificate. If it is self-signed:</w:t>
       </w:r>
     </w:p>
     <w:p>
@@ -97,7 +1002,27 @@
         <w:pStyle w:val="ListNumber"/>
       </w:pPr>
       <w:r>
-        <w:t xml:space="preserve"> Log in to n8n.</w:t>
+        <w:t xml:space="preserve">Save the certificate as </w:t>
+      </w:r>
+      <w:r>
+        <w:rPr>
+          <w:rFonts w:ascii="Courier New" w:hAnsi="Courier New"/>
+        </w:rPr>
+        <w:t>certs/sms.pem</w:t>
+      </w:r>
+      <w:r>
+        <w:t xml:space="preserve"> and confirm its SHA-256 fingerprint with the server's</w:t>
+      </w:r>
+    </w:p>
+    <w:p>
+      <w:r>
+        <w:t xml:space="preserve">administrator. The commands are in </w:t>
+      </w:r>
+      <w:r>
+        <w:t>`certs/README.md`</w:t>
+      </w:r>
+      <w:r>
+        <w:t xml:space="preserve"> (../../certs/README.md)</w:t>
       </w:r>
     </w:p>
     <w:p>
@@ -105,7 +1030,89 @@
         <w:pStyle w:val="ListNumber"/>
       </w:pPr>
       <w:r>
-        <w:t xml:space="preserve"> Locate and click on the **threat-prevention-mcp-agent** workflow.</w:t>
+        <w:t xml:space="preserve">Set </w:t>
+      </w:r>
+      <w:r>
+        <w:rPr>
+          <w:rFonts w:ascii="Courier New" w:hAnsi="Courier New"/>
+        </w:rPr>
+        <w:t>MANAGEMENT_CA_CERT=/certs/sms.pem</w:t>
+      </w:r>
+      <w:r>
+        <w:t xml:space="preserve"> in </w:t>
+      </w:r>
+      <w:r>
+        <w:rPr>
+          <w:rFonts w:ascii="Courier New" w:hAnsi="Courier New"/>
+        </w:rPr>
+        <w:t>.env</w:t>
+      </w:r>
+      <w:r>
+        <w:t xml:space="preserve">. The </w:t>
+      </w:r>
+      <w:r>
+        <w:rPr>
+          <w:rFonts w:ascii="Courier New" w:hAnsi="Courier New"/>
+        </w:rPr>
+        <w:t>certs</w:t>
+      </w:r>
+      <w:r>
+        <w:t xml:space="preserve"> folder is mounted read-only at</w:t>
+      </w:r>
+    </w:p>
+    <w:p>
+      <w:r>
+        <w:rPr>
+          <w:rFonts w:ascii="Courier New" w:hAnsi="Courier New"/>
+        </w:rPr>
+        <w:t>/certs</w:t>
+      </w:r>
+      <w:r>
+        <w:t xml:space="preserve"> in the MCP server containers</w:t>
+      </w:r>
+    </w:p>
+    <w:p>
+      <w:pPr>
+        <w:pStyle w:val="ListNumber"/>
+      </w:pPr>
+      <w:r>
+        <w:t xml:space="preserve">If you connect by IP address and the certificate names a host, set </w:t>
+      </w:r>
+      <w:r>
+        <w:rPr>
+          <w:rFonts w:ascii="Courier New" w:hAnsi="Courier New"/>
+        </w:rPr>
+        <w:t>MANAGEMENT_TLS_SERVERNAME</w:t>
+      </w:r>
+      <w:r>
+        <w:t xml:space="preserve"> to</w:t>
+      </w:r>
+    </w:p>
+    <w:p>
+      <w:r>
+        <w:t>that host name</w:t>
+      </w:r>
+    </w:p>
+    <w:p>
+      <w:pPr>
+        <w:pStyle w:val="ListNumber"/>
+      </w:pPr>
+      <w:r>
+        <w:t xml:space="preserve">Recreate the servers: </w:t>
+      </w:r>
+      <w:r>
+        <w:rPr>
+          <w:rFonts w:ascii="Courier New" w:hAnsi="Courier New"/>
+        </w:rPr>
+        <w:t>docker compose up -d</w:t>
+      </w:r>
+    </w:p>
+    <w:p>
+      <w:pPr>
+        <w:pStyle w:val="Heading2"/>
+      </w:pPr>
+      <w:r>
+        <w:t>Chat with the agents</w:t>
       </w:r>
     </w:p>
     <w:p>
@@ -113,7 +1120,7 @@
         <w:pStyle w:val="Heading3"/>
       </w:pPr>
       <w:r>
-        <w:t>2. Using the Chat Interface</w:t>
+        <w:t>n8n</w:t>
       </w:r>
     </w:p>
     <w:p>
@@ -121,7 +1128,13 @@
         <w:pStyle w:val="ListNumber"/>
       </w:pPr>
       <w:r>
-        <w:t xml:space="preserve"> Click the **Test Workflow** button.</w:t>
+        <w:t xml:space="preserve">Sign in to n8n and open the workflow </w:t>
+      </w:r>
+      <w:r>
+        <w:rPr>
+          <w:b/>
+        </w:rPr>
+        <w:t>Threat Prevention Agent (Direct)</w:t>
       </w:r>
     </w:p>
     <w:p>
@@ -129,7 +1142,16 @@
         <w:pStyle w:val="ListNumber"/>
       </w:pPr>
       <w:r>
-        <w:t xml:space="preserve"> Click the **Chat** button.</w:t>
+        <w:t xml:space="preserve">Click </w:t>
+      </w:r>
+      <w:r>
+        <w:rPr>
+          <w:b/>
+        </w:rPr>
+        <w:t>Open chat</w:t>
+      </w:r>
+      <w:r>
+        <w:t xml:space="preserve"> and send one of the prompts below</w:t>
       </w:r>
     </w:p>
     <w:p>
@@ -137,12 +1159,113 @@
         <w:pStyle w:val="ListNumber"/>
       </w:pPr>
       <w:r>
-        <w:t xml:space="preserve"> Enter a query, for example:</w:t>
+        <w:t xml:space="preserve">Open the </w:t>
+      </w:r>
+      <w:r>
+        <w:rPr>
+          <w:b/>
+        </w:rPr>
+        <w:t>Executions</w:t>
+      </w:r>
+      <w:r>
+        <w:t xml:space="preserve"> tab and the latest run. The MCP Client Tool </w:t>
+      </w:r>
+      <w:r>
+        <w:rPr>
+          <w:b/>
+        </w:rPr>
+        <w:t>Threat Prevention MCP</w:t>
+      </w:r>
+      <w:r>
+        <w:t xml:space="preserve"> shows the tools the agent called, for example </w:t>
+      </w:r>
+      <w:r>
+        <w:rPr>
+          <w:rFonts w:ascii="Courier New" w:hAnsi="Courier New"/>
+        </w:rPr>
+        <w:t>Threat_Prevention_MCP_threat-prevention__init</w:t>
       </w:r>
     </w:p>
     <w:p>
-      <w:r>
-        <w:t xml:space="preserve">    &gt; "Do I have any protections with high performance impact enabled?"</w:t>
+      <w:pPr>
+        <w:pStyle w:val="ListNumber"/>
+      </w:pPr>
+      <w:r>
+        <w:t xml:space="preserve">Repeat with </w:t>
+      </w:r>
+      <w:r>
+        <w:rPr>
+          <w:b/>
+        </w:rPr>
+        <w:t>Threat Prevention Agent (MCP Gateway)</w:t>
+      </w:r>
+      <w:r>
+        <w:t xml:space="preserve">. Its MCP Client Tool </w:t>
+      </w:r>
+      <w:r>
+        <w:rPr>
+          <w:b/>
+        </w:rPr>
+        <w:t>MCP Gateway</w:t>
+      </w:r>
+      <w:r>
+        <w:t xml:space="preserve"> selects the same 25 tools under </w:t>
+      </w:r>
+      <w:r>
+        <w:rPr>
+          <w:b/>
+        </w:rPr>
+        <w:t>Tools to Include</w:t>
+      </w:r>
+      <w:r>
+        <w:t xml:space="preserve"> and uses the credential </w:t>
+      </w:r>
+      <w:r>
+        <w:rPr>
+          <w:b/>
+        </w:rPr>
+        <w:t>MCP Gateway Bearer</w:t>
+      </w:r>
+      <w:r>
+        <w:t xml:space="preserve">. The tool calls appear as </w:t>
+      </w:r>
+      <w:r>
+        <w:rPr>
+          <w:rFonts w:ascii="Courier New" w:hAnsi="Courier New"/>
+        </w:rPr>
+        <w:t>MCP_Gateway_threat-prevention__init</w:t>
+      </w:r>
+    </w:p>
+    <w:p>
+      <w:r>
+        <w:t xml:space="preserve">The chat trigger also has a public </w:t>
+      </w:r>
+      <w:r>
+        <w:rPr>
+          <w:b/>
+        </w:rPr>
+        <w:t>Chat URL</w:t>
+      </w:r>
+      <w:r>
+        <w:t xml:space="preserve"> (it ends in </w:t>
+      </w:r>
+      <w:r>
+        <w:rPr>
+          <w:rFonts w:ascii="Courier New" w:hAnsi="Courier New"/>
+        </w:rPr>
+        <w:t>/webhook/&lt;id&gt;/chat</w:t>
+      </w:r>
+      <w:r>
+        <w:t xml:space="preserve">). That page asks for HTTP Basic authentication: the lab admin email and password (credential </w:t>
+      </w:r>
+      <w:r>
+        <w:rPr>
+          <w:b/>
+        </w:rPr>
+        <w:t>Lab Agents Chat</w:t>
+      </w:r>
+      <w:r>
+        <w:t>).</w:t>
       </w:r>
     </w:p>
     <w:p>
@@ -150,12 +1273,203 @@
         <w:pStyle w:val="Heading3"/>
       </w:pPr>
       <w:r>
-        <w:t>3. Review Results</w:t>
+        <w:t>Flowise</w:t>
       </w:r>
     </w:p>
     <w:p>
-      <w:r>
-        <w:t>The AI agent will query the Threat Prevention policy via MCP and summarize the findings.</w:t>
+      <w:pPr>
+        <w:pStyle w:val="ListNumber"/>
+      </w:pPr>
+      <w:r>
+        <w:t xml:space="preserve">Sign in to Flowise, open </w:t>
+      </w:r>
+      <w:r>
+        <w:rPr>
+          <w:b/>
+        </w:rPr>
+        <w:t>Chatflows</w:t>
+      </w:r>
+      <w:r>
+        <w:t xml:space="preserve">, and open </w:t>
+      </w:r>
+      <w:r>
+        <w:rPr>
+          <w:b/>
+        </w:rPr>
+        <w:t>Threat Prevention Agent (Direct)</w:t>
+      </w:r>
+      <w:r>
+        <w:t xml:space="preserve"> or </w:t>
+      </w:r>
+      <w:r>
+        <w:rPr>
+          <w:b/>
+        </w:rPr>
+        <w:t>Threat Prevention Agent (MCP Gateway)</w:t>
+      </w:r>
+    </w:p>
+    <w:p>
+      <w:pPr>
+        <w:pStyle w:val="ListNumber"/>
+      </w:pPr>
+      <w:r>
+        <w:t>Click the chat icon at the top right of the canvas and send a prompt</w:t>
+      </w:r>
+    </w:p>
+    <w:p>
+      <w:pPr>
+        <w:pStyle w:val="ListNumber"/>
+      </w:pPr>
+      <w:r>
+        <w:t xml:space="preserve">The </w:t>
+      </w:r>
+      <w:r>
+        <w:rPr>
+          <w:b/>
+        </w:rPr>
+        <w:t>Custom MCP</w:t>
+      </w:r>
+      <w:r>
+        <w:t xml:space="preserve"> node shows the endpoint under </w:t>
+      </w:r>
+      <w:r>
+        <w:rPr>
+          <w:b/>
+        </w:rPr>
+        <w:t>MCP Server Config</w:t>
+      </w:r>
+      <w:r>
+        <w:t xml:space="preserve"> and the 25 selected tools under </w:t>
+      </w:r>
+      <w:r>
+        <w:rPr>
+          <w:b/>
+        </w:rPr>
+        <w:t>Available Actions</w:t>
+      </w:r>
+      <w:r>
+        <w:t xml:space="preserve">. The gateway agent sends </w:t>
+      </w:r>
+      <w:r>
+        <w:rPr>
+          <w:rFonts w:ascii="Courier New" w:hAnsi="Courier New"/>
+        </w:rPr>
+        <w:t>Authorization: Bearer {{$vars.MCP_GATEWAY_TOKEN}}</w:t>
+      </w:r>
+      <w:r>
+        <w:t xml:space="preserve">, the Flowise variable that </w:t>
+      </w:r>
+      <w:r>
+        <w:rPr>
+          <w:rFonts w:ascii="Courier New" w:hAnsi="Courier New"/>
+        </w:rPr>
+        <w:t>builders-import</w:t>
+      </w:r>
+      <w:r>
+        <w:t xml:space="preserve"> keeps in sync with </w:t>
+      </w:r>
+      <w:r>
+        <w:rPr>
+          <w:rFonts w:ascii="Courier New" w:hAnsi="Courier New"/>
+        </w:rPr>
+        <w:t>.env</w:t>
+      </w:r>
+    </w:p>
+    <w:p>
+      <w:pPr>
+        <w:pStyle w:val="Heading3"/>
+      </w:pPr>
+      <w:r>
+        <w:t>Langflow (Complete lab)</w:t>
+      </w:r>
+    </w:p>
+    <w:p>
+      <w:r>
+        <w:t>Langflow runs in the Complete lab (</w:t>
+      </w:r>
+      <w:r>
+        <w:rPr>
+          <w:rFonts w:ascii="Courier New" w:hAnsi="Courier New"/>
+        </w:rPr>
+        <w:t>COMPOSE_PROFILES=complete</w:t>
+      </w:r>
+      <w:r>
+        <w:t xml:space="preserve">), or on its own with the </w:t>
+      </w:r>
+      <w:r>
+        <w:rPr>
+          <w:rFonts w:ascii="Courier New" w:hAnsi="Courier New"/>
+        </w:rPr>
+        <w:t>langflow</w:t>
+      </w:r>
+      <w:r>
+        <w:t xml:space="preserve"> profile.</w:t>
+      </w:r>
+    </w:p>
+    <w:p>
+      <w:pPr>
+        <w:pStyle w:val="ListNumber"/>
+      </w:pPr>
+      <w:r>
+        <w:t xml:space="preserve">Sign in to Langflow and open the flow </w:t>
+      </w:r>
+      <w:r>
+        <w:rPr>
+          <w:b/>
+        </w:rPr>
+        <w:t>Threat Prevention Agent (Direct)</w:t>
+      </w:r>
+      <w:r>
+        <w:t xml:space="preserve"> or </w:t>
+      </w:r>
+      <w:r>
+        <w:rPr>
+          <w:b/>
+        </w:rPr>
+        <w:t>Threat Prevention Agent (MCP Gateway)</w:t>
+      </w:r>
+    </w:p>
+    <w:p>
+      <w:pPr>
+        <w:pStyle w:val="ListNumber"/>
+      </w:pPr>
+      <w:r>
+        <w:t xml:space="preserve">Click </w:t>
+      </w:r>
+      <w:r>
+        <w:rPr>
+          <w:b/>
+        </w:rPr>
+        <w:t>Playground</w:t>
+      </w:r>
+      <w:r>
+        <w:t xml:space="preserve"> (Langflow's chat panel) and send a prompt</w:t>
+      </w:r>
+    </w:p>
+    <w:p>
+      <w:pPr>
+        <w:pStyle w:val="ListNumber"/>
+      </w:pPr>
+      <w:r>
+        <w:t xml:space="preserve">In the gateway flow, the </w:t>
+      </w:r>
+      <w:r>
+        <w:rPr>
+          <w:b/>
+        </w:rPr>
+        <w:t>MCP Tools</w:t>
+      </w:r>
+      <w:r>
+        <w:t xml:space="preserve"> node lists all 190 gateway tools under </w:t>
+      </w:r>
+      <w:r>
+        <w:rPr>
+          <w:b/>
+        </w:rPr>
+        <w:t>Actions</w:t>
+      </w:r>
+      <w:r>
+        <w:t>, with only this server's 25 switched on</w:t>
       </w:r>
     </w:p>
     <w:p>
@@ -163,15 +1477,7 @@
         <w:pStyle w:val="Heading2"/>
       </w:pPr>
       <w:r>
-        <w:t>Workflow Deep Dive</w:t>
-      </w:r>
-    </w:p>
-    <w:p>
-      <w:pPr>
-        <w:pStyle w:val="Heading3"/>
-      </w:pPr>
-      <w:r>
-        <w:t>1. Input Trigger: Chat Interface</w:t>
+        <w:t>Try these</w:t>
       </w:r>
     </w:p>
     <w:p>
@@ -179,7 +1485,10 @@
         <w:pStyle w:val="ListBullet"/>
       </w:pPr>
       <w:r>
-        <w:t xml:space="preserve">  **Node Name**: `When chat message received`</w:t>
+        <w:rPr>
+          <w:i/>
+        </w:rPr>
+        <w:t>List the Threat Prevention profiles</w:t>
       </w:r>
     </w:p>
     <w:p>
@@ -187,15 +1496,10 @@
         <w:pStyle w:val="ListBullet"/>
       </w:pPr>
       <w:r>
-        <w:t xml:space="preserve">  **Purpose**: Captures the user's policy query.</w:t>
-      </w:r>
-    </w:p>
-    <w:p>
-      <w:pPr>
-        <w:pStyle w:val="Heading3"/>
-      </w:pPr>
-      <w:r>
-        <w:t>2. The Brain: AI Agent</w:t>
+        <w:rPr>
+          <w:i/>
+        </w:rPr>
+        <w:t>Which profile is strictest and what does it activate?</w:t>
       </w:r>
     </w:p>
     <w:p>
@@ -203,7 +1507,10 @@
         <w:pStyle w:val="ListBullet"/>
       </w:pPr>
       <w:r>
-        <w:t xml:space="preserve">  **Node Name**: `CP Threat Prevention AI Agent`</w:t>
+        <w:rPr>
+          <w:i/>
+        </w:rPr>
+        <w:t>Is CVE-2021-44228 covered by an IPS protection?</w:t>
       </w:r>
     </w:p>
     <w:p>
@@ -211,103 +1518,10 @@
         <w:pStyle w:val="ListBullet"/>
       </w:pPr>
       <w:r>
-        <w:t xml:space="preserve">  **Type**: `@n8n/n8n-nodes-langchain.agent`</w:t>
-      </w:r>
-    </w:p>
-    <w:p>
-      <w:pPr>
-        <w:pStyle w:val="ListBullet"/>
-      </w:pPr>
-      <w:r>
-        <w:t xml:space="preserve">  **Purpose**: Understands the user's intent and queries the policy.</w:t>
-      </w:r>
-    </w:p>
-    <w:p>
-      <w:pPr>
-        <w:pStyle w:val="ListBullet"/>
-      </w:pPr>
-      <w:r>
-        <w:t xml:space="preserve">  **Configuration**:</w:t>
-      </w:r>
-    </w:p>
-    <w:p>
-      <w:pPr>
-        <w:pStyle w:val="ListBullet"/>
-      </w:pPr>
-      <w:r>
-        <w:t xml:space="preserve">  **System Message**: Instructs the AI to list tools and then execute the threat prevention tool.</w:t>
-      </w:r>
-    </w:p>
-    <w:p>
-      <w:pPr>
-        <w:pStyle w:val="Heading3"/>
-      </w:pPr>
-      <w:r>
-        <w:t>3. Memory Management</w:t>
-      </w:r>
-    </w:p>
-    <w:p>
-      <w:pPr>
-        <w:pStyle w:val="ListBullet"/>
-      </w:pPr>
-      <w:r>
-        <w:t xml:space="preserve">  **Node Name**: `Postgres Chat Memory`</w:t>
-      </w:r>
-    </w:p>
-    <w:p>
-      <w:pPr>
-        <w:pStyle w:val="ListBullet"/>
-      </w:pPr>
-      <w:r>
-        <w:t xml:space="preserve">  **Purpose**: Maintains conversation context.</w:t>
-      </w:r>
-    </w:p>
-    <w:p>
-      <w:pPr>
-        <w:pStyle w:val="Heading3"/>
-      </w:pPr>
-      <w:r>
-        <w:t>4. The Tools: MCP Client</w:t>
-      </w:r>
-    </w:p>
-    <w:p>
-      <w:pPr>
-        <w:pStyle w:val="ListBullet"/>
-      </w:pPr>
-      <w:r>
-        <w:t xml:space="preserve">  **Nodes**: `List-CP-MCP-Tools-Client` and `Execute-CP-MCP-Tools-Client`</w:t>
-      </w:r>
-    </w:p>
-    <w:p>
-      <w:pPr>
-        <w:pStyle w:val="ListBullet"/>
-      </w:pPr>
-      <w:r>
-        <w:t xml:space="preserve">  **Purpose**: Interfaces with the Threat Prevention MCP server.</w:t>
-      </w:r>
-    </w:p>
-    <w:p>
-      <w:pPr>
-        <w:pStyle w:val="ListBullet"/>
-      </w:pPr>
-      <w:r>
-        <w:t xml:space="preserve">  **Functionality**:</w:t>
-      </w:r>
-    </w:p>
-    <w:p>
-      <w:pPr>
-        <w:pStyle w:val="ListBullet"/>
-      </w:pPr>
-      <w:r>
-        <w:t xml:space="preserve">  **List**: Shows available tools (e.g., show-protections, show-profiles).</w:t>
-      </w:r>
-    </w:p>
-    <w:p>
-      <w:pPr>
-        <w:pStyle w:val="ListBullet"/>
-      </w:pPr>
-      <w:r>
-        <w:t xml:space="preserve">  **Execute**: Runs the selected command.</w:t>
+        <w:rPr>
+          <w:i/>
+        </w:rPr>
+        <w:t>When is the next IPS update scheduled?</w:t>
       </w:r>
     </w:p>
     <w:p>
@@ -315,23 +1529,830 @@
         <w:pStyle w:val="Heading2"/>
       </w:pPr>
       <w:r>
-        <w:t>Best Practices</w:t>
+        <w:t>Expected result</w:t>
+      </w:r>
+    </w:p>
+    <w:p>
+      <w:r>
+        <w:t xml:space="preserve">The agent calls </w:t>
+      </w:r>
+      <w:r>
+        <w:rPr>
+          <w:rFonts w:ascii="Courier New" w:hAnsi="Courier New"/>
+        </w:rPr>
+        <w:t>threat-prevention__init</w:t>
+      </w:r>
+      <w:r>
+        <w:t>, then the read tools it needs. Expect a table of profiles, a</w:t>
+      </w:r>
+    </w:p>
+    <w:p>
+      <w:r>
+        <w:t xml:space="preserve">comparison of what each profile activates, or a CVE answer from </w:t>
+      </w:r>
+      <w:r>
+        <w:rPr>
+          <w:rFonts w:ascii="Courier New" w:hAnsi="Courier New"/>
+        </w:rPr>
+        <w:t>check_cve_protection</w:t>
+      </w:r>
+      <w:r>
+        <w:t xml:space="preserve"> that names the</w:t>
+      </w:r>
+    </w:p>
+    <w:p>
+      <w:r>
+        <w:t>matching IPS protections. Without management settings, the tool calls fail and the agent reports the</w:t>
+      </w:r>
+    </w:p>
+    <w:p>
+      <w:r>
+        <w:t>error.</w:t>
       </w:r>
     </w:p>
     <w:p>
       <w:pPr>
-        <w:pStyle w:val="ListBullet"/>
+        <w:pStyle w:val="Heading2"/>
       </w:pPr>
       <w:r>
-        <w:t xml:space="preserve">  **Impact Analysis**: Use this agent to proactively check for protections that might affect gateway performance.</w:t>
+        <w:t>How the agents are built</w:t>
+      </w:r>
+    </w:p>
+    <w:p>
+      <w:r>
+        <w:t>| n8n node | Type | What it does |</w:t>
+      </w:r>
+    </w:p>
+    <w:p>
+      <w:r>
+        <w:t xml:space="preserve">| </w:t>
+      </w:r>
+      <w:r>
+        <w:rPr>
+          <w:rFonts w:ascii="Courier New" w:hAnsi="Courier New"/>
+        </w:rPr>
+        <w:t>When chat message received</w:t>
+      </w:r>
+      <w:r>
+        <w:t xml:space="preserve"> | Chat Trigger | Starts one run per message. Shows the greeting and starter prompts. Public chat behind HTTP Basic authentication (credential </w:t>
+      </w:r>
+      <w:r>
+        <w:rPr>
+          <w:b/>
+        </w:rPr>
+        <w:t>Lab Agents Chat</w:t>
+      </w:r>
+      <w:r>
+        <w:t>) |</w:t>
+      </w:r>
+    </w:p>
+    <w:p>
+      <w:r>
+        <w:t xml:space="preserve">| </w:t>
+      </w:r>
+      <w:r>
+        <w:rPr>
+          <w:rFonts w:ascii="Courier New" w:hAnsi="Courier New"/>
+        </w:rPr>
+        <w:t>Normalize input</w:t>
+      </w:r>
+      <w:r>
+        <w:t xml:space="preserve"> | Edit Fields | Takes </w:t>
+      </w:r>
+      <w:r>
+        <w:rPr>
+          <w:rFonts w:ascii="Courier New" w:hAnsi="Courier New"/>
+        </w:rPr>
+        <w:t>chatInput</w:t>
+      </w:r>
+      <w:r>
+        <w:t xml:space="preserve"> and </w:t>
+      </w:r>
+      <w:r>
+        <w:rPr>
+          <w:rFonts w:ascii="Courier New" w:hAnsi="Courier New"/>
+        </w:rPr>
+        <w:t>sessionId</w:t>
+      </w:r>
+      <w:r>
+        <w:t xml:space="preserve"> from the chat, or from the body of a webhook call |</w:t>
+      </w:r>
+    </w:p>
+    <w:p>
+      <w:r>
+        <w:t xml:space="preserve">| </w:t>
+      </w:r>
+      <w:r>
+        <w:rPr>
+          <w:rFonts w:ascii="Courier New" w:hAnsi="Courier New"/>
+        </w:rPr>
+        <w:t>Threat Prevention Agent</w:t>
+      </w:r>
+      <w:r>
+        <w:t xml:space="preserve"> | AI Agent | Holds the system prompt and decides which tools to call. On an error it continues to </w:t>
+      </w:r>
+      <w:r>
+        <w:rPr>
+          <w:rFonts w:ascii="Courier New" w:hAnsi="Courier New"/>
+        </w:rPr>
+        <w:t>Friendly error</w:t>
+      </w:r>
+      <w:r>
+        <w:t xml:space="preserve"> |</w:t>
+      </w:r>
+    </w:p>
+    <w:p>
+      <w:r>
+        <w:t xml:space="preserve">| </w:t>
+      </w:r>
+      <w:r>
+        <w:rPr>
+          <w:rFonts w:ascii="Courier New" w:hAnsi="Courier New"/>
+        </w:rPr>
+        <w:t>OpenAI Chat Model</w:t>
+      </w:r>
+      <w:r>
+        <w:t xml:space="preserve"> | OpenAI Chat Model | Model </w:t>
+      </w:r>
+      <w:r>
+        <w:rPr>
+          <w:rFonts w:ascii="Courier New" w:hAnsi="Courier New"/>
+        </w:rPr>
+        <w:t>lab-chat</w:t>
+      </w:r>
+      <w:r>
+        <w:t xml:space="preserve"> with the credential </w:t>
+      </w:r>
+      <w:r>
+        <w:rPr>
+          <w:b/>
+        </w:rPr>
+        <w:t>Lab Model (LiteLLM)</w:t>
+      </w:r>
+      <w:r>
+        <w:t xml:space="preserve"> (</w:t>
+      </w:r>
+      <w:r>
+        <w:rPr>
+          <w:rFonts w:ascii="Courier New" w:hAnsi="Courier New"/>
+        </w:rPr>
+        <w:t>http://litellm:4000/v1</w:t>
+      </w:r>
+      <w:r>
+        <w:t>) |</w:t>
+      </w:r>
+    </w:p>
+    <w:p>
+      <w:r>
+        <w:t xml:space="preserve">| </w:t>
+      </w:r>
+      <w:r>
+        <w:rPr>
+          <w:rFonts w:ascii="Courier New" w:hAnsi="Courier New"/>
+        </w:rPr>
+        <w:t>Conversation Memory</w:t>
+      </w:r>
+      <w:r>
+        <w:t xml:space="preserve"> | Simple Memory | Keeps the recent turns of the chat session |</w:t>
+      </w:r>
+    </w:p>
+    <w:p>
+      <w:r>
+        <w:t xml:space="preserve">| </w:t>
+      </w:r>
+      <w:r>
+        <w:rPr>
+          <w:rFonts w:ascii="Courier New" w:hAnsi="Courier New"/>
+        </w:rPr>
+        <w:t>Threat Prevention MCP</w:t>
+      </w:r>
+      <w:r>
+        <w:t xml:space="preserve"> or </w:t>
+      </w:r>
+      <w:r>
+        <w:rPr>
+          <w:rFonts w:ascii="Courier New" w:hAnsi="Courier New"/>
+        </w:rPr>
+        <w:t>MCP Gateway</w:t>
+      </w:r>
+      <w:r>
+        <w:t xml:space="preserve"> | MCP Client Tool | The 25 tools: direct to </w:t>
+      </w:r>
+      <w:r>
+        <w:rPr>
+          <w:rFonts w:ascii="Courier New" w:hAnsi="Courier New"/>
+        </w:rPr>
+        <w:t>http://threat-prevention-mcp:3005</w:t>
+      </w:r>
+      <w:r>
+        <w:t>, or through the gateway |</w:t>
+      </w:r>
+    </w:p>
+    <w:p>
+      <w:r>
+        <w:t xml:space="preserve">| </w:t>
+      </w:r>
+      <w:r>
+        <w:rPr>
+          <w:rFonts w:ascii="Courier New" w:hAnsi="Courier New"/>
+        </w:rPr>
+        <w:t>Friendly error</w:t>
+      </w:r>
+      <w:r>
+        <w:t xml:space="preserve"> | Code | Turns a failure into a plain explanation with the command that fixes it |</w:t>
+      </w:r>
+    </w:p>
+    <w:p>
+      <w:r>
+        <w:t xml:space="preserve">In Flowise, a </w:t>
+      </w:r>
+      <w:r>
+        <w:rPr>
+          <w:b/>
+        </w:rPr>
+        <w:t>Tool Agent</w:t>
+      </w:r>
+      <w:r>
+        <w:t xml:space="preserve"> uses the </w:t>
+      </w:r>
+      <w:r>
+        <w:rPr>
+          <w:b/>
+        </w:rPr>
+        <w:t>OpenAI</w:t>
+      </w:r>
+      <w:r>
+        <w:t xml:space="preserve"> chat model node (</w:t>
+      </w:r>
+      <w:r>
+        <w:rPr>
+          <w:rFonts w:ascii="Courier New" w:hAnsi="Courier New"/>
+        </w:rPr>
+        <w:t>lab-chat</w:t>
+      </w:r>
+      <w:r>
+        <w:t xml:space="preserve">, credential </w:t>
+      </w:r>
+      <w:r>
+        <w:rPr>
+          <w:b/>
+        </w:rPr>
+        <w:t>Lab Model (LiteLLM)</w:t>
+      </w:r>
+      <w:r>
+        <w:t xml:space="preserve">, Base Path </w:t>
+      </w:r>
+      <w:r>
+        <w:rPr>
+          <w:rFonts w:ascii="Courier New" w:hAnsi="Courier New"/>
+        </w:rPr>
+        <w:t>http://litellm:4000/v1</w:t>
+      </w:r>
+      <w:r>
+        <w:t xml:space="preserve">), </w:t>
+      </w:r>
+      <w:r>
+        <w:rPr>
+          <w:b/>
+        </w:rPr>
+        <w:t>Buffer Memory</w:t>
+      </w:r>
+      <w:r>
+        <w:t xml:space="preserve">, and one </w:t>
+      </w:r>
+      <w:r>
+        <w:rPr>
+          <w:b/>
+        </w:rPr>
+        <w:t>Custom MCP</w:t>
+      </w:r>
+      <w:r>
+        <w:t xml:space="preserve"> node. In Langflow, </w:t>
+      </w:r>
+      <w:r>
+        <w:rPr>
+          <w:b/>
+        </w:rPr>
+        <w:t>Chat Input</w:t>
+      </w:r>
+      <w:r>
+        <w:t xml:space="preserve"> feeds an </w:t>
+      </w:r>
+      <w:r>
+        <w:rPr>
+          <w:b/>
+        </w:rPr>
+        <w:t>Agent</w:t>
+      </w:r>
+      <w:r>
+        <w:t xml:space="preserve"> with the </w:t>
+      </w:r>
+      <w:r>
+        <w:rPr>
+          <w:b/>
+        </w:rPr>
+        <w:t>OpenAI</w:t>
+      </w:r>
+      <w:r>
+        <w:t xml:space="preserve"> component (</w:t>
+      </w:r>
+      <w:r>
+        <w:rPr>
+          <w:rFonts w:ascii="Courier New" w:hAnsi="Courier New"/>
+        </w:rPr>
+        <w:t>lab-chat</w:t>
+      </w:r>
+      <w:r>
+        <w:t xml:space="preserve">, OpenAI API Base </w:t>
+      </w:r>
+      <w:r>
+        <w:rPr>
+          <w:rFonts w:ascii="Courier New" w:hAnsi="Courier New"/>
+        </w:rPr>
+        <w:t>http://litellm:4000/v1</w:t>
+      </w:r>
+      <w:r>
+        <w:t xml:space="preserve">, API key from the global variable </w:t>
+      </w:r>
+      <w:r>
+        <w:rPr>
+          <w:rFonts w:ascii="Courier New" w:hAnsi="Courier New"/>
+        </w:rPr>
+        <w:t>LITELLM_MASTER_KEY</w:t>
+      </w:r>
+      <w:r>
+        <w:t xml:space="preserve">) and one </w:t>
+      </w:r>
+      <w:r>
+        <w:rPr>
+          <w:b/>
+        </w:rPr>
+        <w:t>MCP Tools</w:t>
+      </w:r>
+      <w:r>
+        <w:t xml:space="preserve"> node, and the answer goes to </w:t>
+      </w:r>
+      <w:r>
+        <w:rPr>
+          <w:b/>
+        </w:rPr>
+        <w:t>Chat Output</w:t>
+      </w:r>
+      <w:r>
+        <w:t xml:space="preserve">. For a node-by-node walkthrough, see the </w:t>
+      </w:r>
+      <w:r>
+        <w:t>Threat Prevention deep dive</w:t>
+      </w:r>
+      <w:r>
+        <w:t xml:space="preserve"> (CheckPoint_Threat_Prevention_Guide.md)</w:t>
+      </w:r>
+      <w:r>
+        <w:t>.</w:t>
+      </w:r>
+    </w:p>
+    <w:p>
+      <w:r>
+        <w:rPr>
+          <w:b/>
+        </w:rPr>
+        <w:t>Updates.</w:t>
+      </w:r>
+      <w:r>
+        <w:t xml:space="preserve"> </w:t>
+      </w:r>
+      <w:r>
+        <w:rPr>
+          <w:rFonts w:ascii="Courier New" w:hAnsi="Courier New"/>
+        </w:rPr>
+        <w:t>n8n-import</w:t>
+      </w:r>
+      <w:r>
+        <w:t xml:space="preserve"> and </w:t>
+      </w:r>
+      <w:r>
+        <w:rPr>
+          <w:rFonts w:ascii="Courier New" w:hAnsi="Courier New"/>
+        </w:rPr>
+        <w:t>builders-import</w:t>
+      </w:r>
+      <w:r>
+        <w:t xml:space="preserve"> re-import these agents on every deploy and keep an agent you changed. To keep your own variant, duplicate it first. </w:t>
+      </w:r>
+      <w:r>
+        <w:rPr>
+          <w:rFonts w:ascii="Courier New" w:hAnsi="Courier New"/>
+        </w:rPr>
+        <w:t>N8N_SEED_OVERWRITE=1</w:t>
+      </w:r>
+      <w:r>
+        <w:t xml:space="preserve"> (n8n) or </w:t>
+      </w:r>
+      <w:r>
+        <w:rPr>
+          <w:rFonts w:ascii="Courier New" w:hAnsi="Courier New"/>
+        </w:rPr>
+        <w:t>SEED_OVERWRITE=1</w:t>
+      </w:r>
+      <w:r>
+        <w:t xml:space="preserve"> (Flowise and Langflow) replaces a changed agent with the repository version; set it back to </w:t>
+      </w:r>
+      <w:r>
+        <w:rPr>
+          <w:rFonts w:ascii="Courier New" w:hAnsi="Courier New"/>
+        </w:rPr>
+        <w:t>0</w:t>
+      </w:r>
+      <w:r>
+        <w:t xml:space="preserve"> after that run.</w:t>
+      </w:r>
+    </w:p>
+    <w:p>
+      <w:r>
+        <w:rPr>
+          <w:b/>
+        </w:rPr>
+        <w:t>Data handling.</w:t>
+      </w:r>
+      <w:r>
+        <w:t xml:space="preserve"> Every tool result goes to the model provider behind </w:t>
+      </w:r>
+      <w:r>
+        <w:rPr>
+          <w:rFonts w:ascii="Courier New" w:hAnsi="Courier New"/>
+        </w:rPr>
+        <w:t>lab-chat</w:t>
+      </w:r>
+      <w:r>
+        <w:t>. With a cloud provider, that is an external service. Use lab data only. Never connect the lab to customer environments or load customer data unless the provider is approved for that data.</w:t>
       </w:r>
     </w:p>
     <w:p>
       <w:pPr>
-        <w:pStyle w:val="ListBullet"/>
+        <w:pStyle w:val="Heading2"/>
       </w:pPr>
       <w:r>
-        <w:t xml:space="preserve">  **Profile Management**: You can query specific profiles to understand their security posture.</w:t>
+        <w:t>Troubleshooting</w:t>
+      </w:r>
+    </w:p>
+    <w:p>
+      <w:r>
+        <w:t>| Symptom | Cause | Fix |</w:t>
+      </w:r>
+    </w:p>
+    <w:p>
+      <w:r>
+        <w:t xml:space="preserve">| </w:t>
+      </w:r>
+      <w:r>
+        <w:rPr>
+          <w:rFonts w:ascii="Courier New" w:hAnsi="Courier New"/>
+        </w:rPr>
+        <w:t>Either management host or S1C URL must be provided</w:t>
+      </w:r>
+      <w:r>
+        <w:t xml:space="preserve"> | No management settings in </w:t>
+      </w:r>
+      <w:r>
+        <w:rPr>
+          <w:rFonts w:ascii="Courier New" w:hAnsi="Courier New"/>
+        </w:rPr>
+        <w:t>.env</w:t>
+      </w:r>
+      <w:r>
+        <w:t xml:space="preserve"> | Set </w:t>
+      </w:r>
+      <w:r>
+        <w:rPr>
+          <w:rFonts w:ascii="Courier New" w:hAnsi="Courier New"/>
+        </w:rPr>
+        <w:t>MANAGEMENT_HOST</w:t>
+      </w:r>
+      <w:r>
+        <w:t xml:space="preserve"> (or </w:t>
+      </w:r>
+      <w:r>
+        <w:rPr>
+          <w:rFonts w:ascii="Courier New" w:hAnsi="Courier New"/>
+        </w:rPr>
+        <w:t>S1C_URL</w:t>
+      </w:r>
+      <w:r>
+        <w:t xml:space="preserve">) and </w:t>
+      </w:r>
+      <w:r>
+        <w:rPr>
+          <w:rFonts w:ascii="Courier New" w:hAnsi="Courier New"/>
+        </w:rPr>
+        <w:t>MANAGEMENT_API_KEY</w:t>
+      </w:r>
+      <w:r>
+        <w:t xml:space="preserve">, then </w:t>
+      </w:r>
+      <w:r>
+        <w:rPr>
+          <w:rFonts w:ascii="Courier New" w:hAnsi="Courier New"/>
+        </w:rPr>
+        <w:t>docker compose up -d threat-prevention-mcp</w:t>
+      </w:r>
+      <w:r>
+        <w:t xml:space="preserve"> |</w:t>
+      </w:r>
+    </w:p>
+    <w:p>
+      <w:r>
+        <w:t xml:space="preserve">| </w:t>
+      </w:r>
+      <w:r>
+        <w:rPr>
+          <w:rFonts w:ascii="Courier New" w:hAnsi="Courier New"/>
+        </w:rPr>
+        <w:t>docker compose logs threat-prevention-mcp</w:t>
+      </w:r>
+      <w:r>
+        <w:t xml:space="preserve"> shows </w:t>
+      </w:r>
+      <w:r>
+        <w:rPr>
+          <w:rFonts w:ascii="Courier New" w:hAnsi="Courier New"/>
+        </w:rPr>
+        <w:t>WARNING: MANAGEMENT_HOST is set without MANAGEMENT_API_KEY</w:t>
+      </w:r>
+      <w:r>
+        <w:t xml:space="preserve"> | A host without a way to sign in is ignored | Add </w:t>
+      </w:r>
+      <w:r>
+        <w:rPr>
+          <w:rFonts w:ascii="Courier New" w:hAnsi="Courier New"/>
+        </w:rPr>
+        <w:t>MANAGEMENT_API_KEY</w:t>
+      </w:r>
+      <w:r>
+        <w:t xml:space="preserve"> (or </w:t>
+      </w:r>
+      <w:r>
+        <w:rPr>
+          <w:rFonts w:ascii="Courier New" w:hAnsi="Courier New"/>
+        </w:rPr>
+        <w:t>MANAGEMENT_USERNAME</w:t>
+      </w:r>
+      <w:r>
+        <w:t xml:space="preserve"> and </w:t>
+      </w:r>
+      <w:r>
+        <w:rPr>
+          <w:rFonts w:ascii="Courier New" w:hAnsi="Courier New"/>
+        </w:rPr>
+        <w:t>MANAGEMENT_PASSWORD</w:t>
+      </w:r>
+      <w:r>
+        <w:t xml:space="preserve">), then </w:t>
+      </w:r>
+      <w:r>
+        <w:rPr>
+          <w:rFonts w:ascii="Courier New" w:hAnsi="Courier New"/>
+        </w:rPr>
+        <w:t>docker compose up -d threat-prevention-mcp</w:t>
+      </w:r>
+      <w:r>
+        <w:t xml:space="preserve"> |</w:t>
+      </w:r>
+    </w:p>
+    <w:p>
+      <w:r>
+        <w:t xml:space="preserve">| </w:t>
+      </w:r>
+      <w:r>
+        <w:rPr>
+          <w:rFonts w:ascii="Courier New" w:hAnsi="Courier New"/>
+        </w:rPr>
+        <w:t>TLS certificate verification failed</w:t>
+      </w:r>
+      <w:r>
+        <w:t xml:space="preserve"> | Self-signed certificate, or the name does not match | See </w:t>
+      </w:r>
+      <w:r>
+        <w:rPr>
+          <w:b/>
+        </w:rPr>
+        <w:t>Certificates</w:t>
+      </w:r>
+      <w:r>
+        <w:t xml:space="preserve"> above |</w:t>
+      </w:r>
+    </w:p>
+    <w:p>
+      <w:r>
+        <w:t xml:space="preserve">| </w:t>
+      </w:r>
+      <w:r>
+        <w:rPr>
+          <w:rFonts w:ascii="Courier New" w:hAnsi="Courier New"/>
+        </w:rPr>
+        <w:t>MCP error -32001: Request timed out</w:t>
+      </w:r>
+      <w:r>
+        <w:t xml:space="preserve"> | </w:t>
+      </w:r>
+      <w:r>
+        <w:rPr>
+          <w:rFonts w:ascii="Courier New" w:hAnsi="Courier New"/>
+        </w:rPr>
+        <w:t>MANAGEMENT_HOST</w:t>
+      </w:r>
+      <w:r>
+        <w:t xml:space="preserve"> is unreachable from the Docker host, or replies do not route back | </w:t>
+      </w:r>
+      <w:r>
+        <w:rPr>
+          <w:rFonts w:ascii="Courier New" w:hAnsi="Courier New"/>
+        </w:rPr>
+        <w:t>./scripts/doctor.sh --preflight --online</w:t>
+      </w:r>
+      <w:r>
+        <w:t xml:space="preserve"> tests reachability. See </w:t>
+      </w:r>
+      <w:r>
+        <w:rPr>
+          <w:b/>
+        </w:rPr>
+        <w:t>Lab connectivity</w:t>
+      </w:r>
+      <w:r>
+        <w:t xml:space="preserve"> in the </w:t>
+      </w:r>
+      <w:r>
+        <w:t>Direct and MCP Gateway agents lab</w:t>
+      </w:r>
+      <w:r>
+        <w:t xml:space="preserve"> (MCP_Gateway_Agent_Guide.md)</w:t>
+      </w:r>
+      <w:r>
+        <w:t xml:space="preserve"> |</w:t>
+      </w:r>
+    </w:p>
+    <w:p>
+      <w:r>
+        <w:t>| HTTP 429 (too many requests) from the Management Server | The Management Server limits logins; every new MCP session logs in | Wait one or two minutes. Keep one chat session per exercise |</w:t>
+      </w:r>
+    </w:p>
+    <w:p>
+      <w:r>
+        <w:t xml:space="preserve">| The MCP Gateway agent answers with HTTP 401 | The token in the builder differs from </w:t>
+      </w:r>
+      <w:r>
+        <w:rPr>
+          <w:rFonts w:ascii="Courier New" w:hAnsi="Courier New"/>
+        </w:rPr>
+        <w:t>MCP_GATEWAY_TOKEN</w:t>
+      </w:r>
+      <w:r>
+        <w:t xml:space="preserve"> in </w:t>
+      </w:r>
+      <w:r>
+        <w:rPr>
+          <w:rFonts w:ascii="Courier New" w:hAnsi="Courier New"/>
+        </w:rPr>
+        <w:t>.env</w:t>
+      </w:r>
+      <w:r>
+        <w:t xml:space="preserve"> | n8n: </w:t>
+      </w:r>
+      <w:r>
+        <w:rPr>
+          <w:rFonts w:ascii="Courier New" w:hAnsi="Courier New"/>
+        </w:rPr>
+        <w:t>docker compose run --rm n8n-import</w:t>
+      </w:r>
+      <w:r>
+        <w:t xml:space="preserve">. Flowise and Langflow: </w:t>
+      </w:r>
+      <w:r>
+        <w:rPr>
+          <w:rFonts w:ascii="Courier New" w:hAnsi="Courier New"/>
+        </w:rPr>
+        <w:t>docker compose run --rm builders-import</w:t>
+      </w:r>
+      <w:r>
+        <w:t xml:space="preserve"> |</w:t>
+      </w:r>
+    </w:p>
+    <w:p>
+      <w:r>
+        <w:t xml:space="preserve">| The MCP Gateway agent has no tools, or fails while the Direct agent works | The gateway started before the server was ready, or still uses sessions to an old server container | </w:t>
+      </w:r>
+      <w:r>
+        <w:rPr>
+          <w:rFonts w:ascii="Courier New" w:hAnsi="Courier New"/>
+        </w:rPr>
+        <w:t>docker compose restart mcp-gateway</w:t>
+      </w:r>
+      <w:r>
+        <w:t xml:space="preserve"> |</w:t>
+      </w:r>
+    </w:p>
+    <w:p>
+      <w:r>
+        <w:t xml:space="preserve">| </w:t>
+      </w:r>
+      <w:r>
+        <w:rPr>
+          <w:b/>
+        </w:rPr>
+        <w:t>Friendly error</w:t>
+      </w:r>
+      <w:r>
+        <w:t xml:space="preserve">: the lab model endpoint is not reachable | LiteLLM is not running | </w:t>
+      </w:r>
+      <w:r>
+        <w:rPr>
+          <w:rFonts w:ascii="Courier New" w:hAnsi="Courier New"/>
+        </w:rPr>
+        <w:t>docker compose up -d litellm</w:t>
+      </w:r>
+      <w:r>
+        <w:t xml:space="preserve"> |</w:t>
+      </w:r>
+    </w:p>
+    <w:p>
+      <w:r>
+        <w:t xml:space="preserve">| </w:t>
+      </w:r>
+      <w:r>
+        <w:rPr>
+          <w:b/>
+        </w:rPr>
+        <w:t>Friendly error</w:t>
+      </w:r>
+      <w:r>
+        <w:t xml:space="preserve">: LiteLLM could not serve the </w:t>
+      </w:r>
+      <w:r>
+        <w:rPr>
+          <w:rFonts w:ascii="Courier New" w:hAnsi="Courier New"/>
+        </w:rPr>
+        <w:t>lab-chat</w:t>
+      </w:r>
+      <w:r>
+        <w:t xml:space="preserve"> model | No working model provider key, or the provider failed | Check the key in </w:t>
+      </w:r>
+      <w:r>
+        <w:rPr>
+          <w:rFonts w:ascii="Courier New" w:hAnsi="Courier New"/>
+        </w:rPr>
+        <w:t>.env</w:t>
+      </w:r>
+      <w:r>
+        <w:t xml:space="preserve">, then </w:t>
+      </w:r>
+      <w:r>
+        <w:rPr>
+          <w:rFonts w:ascii="Courier New" w:hAnsi="Courier New"/>
+        </w:rPr>
+        <w:t>docker compose logs litellm</w:t>
+      </w:r>
+      <w:r>
+        <w:t xml:space="preserve"> |</w:t>
+      </w:r>
+    </w:p>
+    <w:p>
+      <w:r>
+        <w:t>| The hosted chat URL asks for a password | HTTP Basic authentication on the chat trigger | Sign in with the lab admin email and password |</w:t>
+      </w:r>
+    </w:p>
+    <w:p>
+      <w:r>
+        <w:rPr>
+          <w:i/>
+        </w:rPr>
+        <w:t>Related:</w:t>
+      </w:r>
+      <w:r>
+        <w:t xml:space="preserve"> </w:t>
+      </w:r>
+      <w:r>
+        <w:t>The MCP Gateway, Explained</w:t>
+      </w:r>
+      <w:r>
+        <w:t xml:space="preserve"> (MCP_Gateway_Explained.md)</w:t>
+      </w:r>
+      <w:r>
+        <w:t xml:space="preserve"> · </w:t>
+      </w:r>
+      <w:r>
+        <w:t>Direct and MCP Gateway agents lab</w:t>
+      </w:r>
+      <w:r>
+        <w:t xml:space="preserve"> (MCP_Gateway_Agent_Guide.md)</w:t>
+      </w:r>
+      <w:r>
+        <w:t xml:space="preserve"> · </w:t>
+      </w:r>
+      <w:r>
+        <w:t>Threat Prevention deep dive</w:t>
+      </w:r>
+      <w:r>
+        <w:t xml:space="preserve"> (CheckPoint_Threat_Prevention_Guide.md)</w:t>
       </w:r>
     </w:p>
     <w:sectPr>
